--- a/roteiros/netinho/Netinho_Parte2.docx
+++ b/roteiros/netinho/Netinho_Parte2.docx
@@ -55,7 +55,7 @@
         <w:rPr>
           <w:color w:val="000000"/>
         </w:rPr>
-        <w:t>Guarde essa pressão. Porque ela explica uma decisão que, anos depois, o próprio Netinho teria coragem de contar ao Brasil inteiro.</w:t>
+        <w:t>Guarde essa pressão. Porque foi justamente nesses anos de volta que aconteceu uma coisa que só muito tempo depois o próprio Netinho teria coragem de contar ao Brasil inteiro.</w:t>
       </w:r>
     </w:p>
     <w:p>
@@ -87,7 +87,7 @@
         <w:rPr>
           <w:color w:val="000000"/>
         </w:rPr>
-        <w:t>Ele não tentou esconder. Não tentou culpar o público, nem a pressão do mercado. Contou a verdade, com a coragem de quem já tinha passado pelo pior.</w:t>
+        <w:t>Ele não tentou esconder. Contou a verdade, com a coragem de quem já tinha passado pelo pior.</w:t>
       </w:r>
     </w:p>
     <w:p>
@@ -111,7 +111,7 @@
         <w:rPr>
           <w:color w:val="000000"/>
         </w:rPr>
-        <w:t>Abril de dois mil e treze. Salvador. Netinho estava num ensaio com a banda. Uma rotina que ele tinha repetido milhares de vezes na vida. Os músicos afinando os instrumentos, o repertório sendo passado música por música.</w:t>
+        <w:t>Abril de dois mil e treze. Salvador. Netinho estava num ensaio com a banda. Uma rotina que ele tinha repetido milhares de vezes na vida.</w:t>
       </w:r>
     </w:p>
     <w:p>
@@ -143,7 +143,15 @@
         <w:rPr>
           <w:color w:val="000000"/>
         </w:rPr>
-        <w:t>Ele foi levado ao Hospital Aliança, em Salvador.</w:t>
+        <w:t>Guarde essa imagem. Porque, treze anos depois, numa terça-feira de agosto de dois mil e vinte e seis, ele ia passar por outro susto, dessa vez dentro de um banheiro. E ele mesmo ia contar tudo aos fãs, fazendo piada. Nós vamos chegar lá.</w:t>
+      </w:r>
+    </w:p>
+    <w:p>
+      <w:r>
+        <w:rPr>
+          <w:color w:val="000000"/>
+        </w:rPr>
+        <w:t>Ele foi para o Hospital Aliança, em Salvador.</w:t>
       </w:r>
     </w:p>
     <w:p>
@@ -183,7 +191,7 @@
         <w:rPr>
           <w:color w:val="000000"/>
         </w:rPr>
-        <w:t>Em poucos dias, o cantor que tinha chegado ao hospital por causa de uma dor na perna estava lutando pela vida.</w:t>
+        <w:t>O cantor que tinha chegado ao hospital por causa de uma dor na perna agora estava lutando pela vida.</w:t>
       </w:r>
     </w:p>
     <w:p>
@@ -223,7 +231,7 @@
         <w:rPr>
           <w:color w:val="000000"/>
         </w:rPr>
-        <w:t>E, a partir daí, o corpo dele entrou numa sequência de golpes que pouca gente no mundo sobreviveria.</w:t>
+        <w:t>E, somando tudo o que ele enfrentou naqueles meses, a lista é de assustar.</w:t>
       </w:r>
     </w:p>
     <w:p>
@@ -383,7 +391,7 @@
         <w:rPr>
           <w:color w:val="000000"/>
         </w:rPr>
-        <w:t>Repara nisso. Um homem que tinha acabado de voltar da beira da morte, que ainda estava se recuperando, e a primeira coisa que ele quis lembrar foi de quem não tinha um hospital como o dele.</w:t>
+        <w:t>Repara nisso. Um homem que tinha acabado de voltar da beira da morte, que ainda estava se recuperando, e uma das coisas que ele fez questão de lembrar foi de quem não tinha um hospital como o dele.</w:t>
       </w:r>
     </w:p>
     <w:p>
@@ -399,7 +407,7 @@
         <w:rPr>
           <w:color w:val="000000"/>
         </w:rPr>
-        <w:t>E é aqui que a história fica ainda mais arrepiante. Porque aquela crise de dois mil e treze deixou marcas que nunca mais foram embora. O equilíbrio, a coordenação dos movimentos, a parte do cérebro que tinha sangrado.</w:t>
+        <w:t>E é aqui que a história fica ainda mais arrepiante. Porque aquela crise de dois mil e treze deixou marcas no corpo dele. No equilíbrio, na coordenação dos movimentos, na parte do cérebro que tinha sangrado. E essas marcas iam voltar a assustar.</w:t>
       </w:r>
     </w:p>
     <w:p>

--- a/roteiros/netinho/Netinho_Parte2.docx
+++ b/roteiros/netinho/Netinho_Parte2.docx
@@ -151,7 +151,7 @@
         <w:rPr>
           <w:color w:val="000000"/>
         </w:rPr>
-        <w:t>Ele foi para o Hospital Aliança, em Salvador.</w:t>
+        <w:t>Vinte e seis de abril. Ele deu entrada no Hospital Aliança, em Salvador.</w:t>
       </w:r>
     </w:p>
     <w:p>
@@ -199,7 +199,7 @@
         <w:rPr>
           <w:color w:val="000000"/>
         </w:rPr>
-        <w:t>A família e os amigos tomaram uma decisão. Tirar o Netinho de Salvador e levar para São Paulo, para o Hospital Sírio-Libanês.</w:t>
+        <w:t>A família e os amigos tomaram uma decisão. Dez de maio de dois mil e treze. Numa UTI aérea, o Netinho foi levado de Salvador para São Paulo, para o Hospital Sírio-Libanês.</w:t>
       </w:r>
     </w:p>
     <w:p>
@@ -207,7 +207,7 @@
         <w:rPr>
           <w:color w:val="000000"/>
         </w:rPr>
-        <w:t>Imagina você ser filha dele. Uma menina de catorze, quinze anos, vendo o pai, aquele homem que o Brasil inteiro conhecia pelo sorriso, sendo transferido de uma cidade para outra, entre a vida e a morte. Sem saber se ia voltar a ouvir a voz dele.</w:t>
+        <w:t>Imagina você ser filha dele. Uma adolescente, vendo o pai, aquele homem que o Brasil inteiro conhecia pelo sorriso, sendo transferido de uma cidade para outra, entre a vida e a morte. Sem saber se ia voltar a ouvir a voz dele.</w:t>
       </w:r>
     </w:p>
     <w:p>
@@ -223,7 +223,7 @@
         <w:rPr>
           <w:color w:val="000000"/>
         </w:rPr>
-        <w:t>Vinte e cinco de maio de dois mil e treze. Mais de um mês depois de chegar a São Paulo, Netinho sentiu uma dor de cabeça repentina. Os exames mostraram um sangramento no cerebelo, a parte do cérebro que controla o equilíbrio e a coordenação dos movimentos. Ele voltou para a UTI.</w:t>
+        <w:t>Vinte e cinco de maio de dois mil e treze. Quinze dias depois de chegar a São Paulo, Netinho sentiu uma dor de cabeça repentina. Os exames mostraram um sangramento no cerebelo, a parte do cérebro que controla o equilíbrio e a coordenação dos movimentos. Ele voltou para a UTI.</w:t>
       </w:r>
     </w:p>
     <w:p>
@@ -327,7 +327,23 @@
         <w:rPr>
           <w:color w:val="000000"/>
         </w:rPr>
-        <w:t>Ele admitiu que os resíduos dos anabolizantes podiam ter provocado ou acelerado a doença. Podiam. Nunca houve uma resposta definitiva. E, em outras entrevistas, ele também falou que houve erro médico no tratamento. Essa é a versão dele, de quem viveu tudo aquilo na própria pele.</w:t>
+        <w:t>Ele admitiu que os resíduos dos anabolizantes podiam ter provocado ou acelerado a doença. Podiam. Nunca houve uma resposta definitiva.</w:t>
+      </w:r>
+    </w:p>
+    <w:p>
+      <w:r>
+        <w:rPr>
+          <w:color w:val="000000"/>
+        </w:rPr>
+        <w:t>Mas, numa publicação nas redes sociais, naquele mesmo fevereiro de dois mil e catorze, ele não fugiu da responsabilidade. Escreveu com todas as letras. "Errei ao tomar anabolizantes no passado, mesmo sendo receitados por um médico e confiando nele." E completou. "A culpa é toda minha."</w:t>
+      </w:r>
+    </w:p>
+    <w:p>
+      <w:r>
+        <w:rPr>
+          <w:color w:val="000000"/>
+        </w:rPr>
+        <w:t>Poucos artistas no Brasil tiveram essa coragem. Admitir o erro em público, sem procurar culpados.</w:t>
       </w:r>
     </w:p>
     <w:p>

--- a/roteiros/netinho/Netinho_Parte2.docx
+++ b/roteiros/netinho/Netinho_Parte2.docx
@@ -159,7 +159,7 @@
         <w:rPr>
           <w:color w:val="000000"/>
         </w:rPr>
-        <w:t>Guarde esse nome. Hospital Aliança. Porque treze anos depois, em agosto de dois mil e vinte e seis, seria num hospital com quase o mesmo nome, o Aliança Star, também em Salvador, que ele ia entrar pela última vez.</w:t>
+        <w:t>Guarde esse nome. Hospital Aliança. Porque treze anos depois, em dois mil e vinte e seis, seria num hospital com quase o mesmo nome, o Aliança Star, também em Salvador, que ele ia entrar pela última vez.</w:t>
       </w:r>
     </w:p>
     <w:p>

--- a/roteiros/netinho/Netinho_Parte2.docx
+++ b/roteiros/netinho/Netinho_Parte2.docx
@@ -15,7 +15,7 @@
         <w:rPr>
           <w:color w:val="000000"/>
         </w:rPr>
-        <w:t>Dois mil e dois. Seis anos depois de Milla, com o nome conhecido no Brasil inteiro, Netinho fez uma coisa que pouca gente esperava. Ele parou. Pela primeira vez, se afastou por um longo período dos palcos e dos trios.</w:t>
+        <w:t>Dois mil e dois. Seis anos depois de Milla, Netinho fez uma coisa que pouca gente esperava. Ele parou. Pela primeira vez, se afastou por um longo período dos palcos e dos trios.</w:t>
       </w:r>
     </w:p>
     <w:p>
@@ -23,15 +23,7 @@
         <w:rPr>
           <w:color w:val="000000"/>
         </w:rPr>
-        <w:t>Para quem estava acostumado a ouvir a voz dele em todo Carnaval, foi um silêncio estranho. O rei do axé, de repente, longe da multidão.</w:t>
-      </w:r>
-    </w:p>
-    <w:p>
-      <w:r>
-        <w:rPr>
-          <w:color w:val="000000"/>
-        </w:rPr>
-        <w:t>Mas a música estava no sangue dele. E ninguém que nasceu para cima de um trio elétrico consegue ficar muito tempo longe dele. Netinho voltou. Voltou aos palcos, voltou aos Carnavais, gravou discos novos. E o público que tinha crescido cantando Milla continuava ali, esperando por ele.</w:t>
+        <w:t>Mas ninguém que nasceu para cima de um trio elétrico consegue ficar muito tempo longe dele. Netinho voltou aos palcos e aos Carnavais.</w:t>
       </w:r>
     </w:p>
     <w:p>
@@ -47,7 +39,7 @@
         <w:rPr>
           <w:color w:val="000000"/>
         </w:rPr>
-        <w:t>Imagina você passar dos quarenta anos e ter que subir num trio debaixo do sol de Salvador, pulando e cantando por horas, ao lado de artistas cada vez mais jovens. A plateia quer ver o mesmo homem dos anos noventa. A mesma energia, o mesmo corpo, o mesmo sorriso. E o cantor sabe que não pode decepcionar.</w:t>
+        <w:t>Imagina você passar dos quarenta anos e ter que subir num trio debaixo do sol de Salvador, cantando por horas, ao lado de artistas cada vez mais jovens. A plateia quer ver o mesmo homem dos anos noventa. O mesmo corpo. O mesmo sorriso.</w:t>
       </w:r>
     </w:p>
     <w:p>
@@ -55,7 +47,7 @@
         <w:rPr>
           <w:color w:val="000000"/>
         </w:rPr>
-        <w:t>Guarde essa pressão. Porque foi justamente nesses anos de volta que aconteceu uma coisa que só muito tempo depois o próprio Netinho teria coragem de contar ao Brasil inteiro.</w:t>
+        <w:t>E foi justamente nesses anos de volta que aconteceu uma coisa que só muito tempo depois o próprio Netinho teria coragem de contar ao Brasil inteiro.</w:t>
       </w:r>
     </w:p>
     <w:p>
@@ -351,7 +343,7 @@
         <w:rPr>
           <w:color w:val="000000"/>
         </w:rPr>
-        <w:t>Mas existe uma coisa que ninguém pode tirar dessa história. Netinho sobreviveu.</w:t>
+        <w:t>E existe uma coisa que ninguém pode tirar dessa história. Netinho sobreviveu.</w:t>
       </w:r>
     </w:p>
     <w:p>

--- a/roteiros/netinho/Netinho_Parte2.docx
+++ b/roteiros/netinho/Netinho_Parte2.docx
@@ -280,6 +280,14 @@
           <w:color w:val="000000"/>
         </w:rPr>
         <w:t>Pensa nisso por um instante. O homem que fez o Brasil inteiro cantar Milla, um dos refrões mais famosos da música brasileira, deitado numa cama de UTI, sem conseguir falar uma palavra.</w:t>
+      </w:r>
+    </w:p>
+    <w:p>
+      <w:r>
+        <w:rPr>
+          <w:color w:val="000000"/>
+        </w:rPr>
+        <w:t>Guarde essa imagem também. Um homem sem voz numa cama de hospital. Porque o que ele fez quando a voz voltou é uma das coisas mais bonitas dessa história. E nós vamos chegar lá.</w:t>
       </w:r>
     </w:p>
     <w:p>

--- a/roteiros/netinho/Netinho_Parte2.docx
+++ b/roteiros/netinho/Netinho_Parte2.docx
@@ -15,7 +15,7 @@
         <w:rPr>
           <w:color w:val="000000"/>
         </w:rPr>
-        <w:t>Dois mil e dois. Seis anos depois de Milla, Netinho fez uma coisa que pouca gente esperava. Ele parou. Pela primeira vez, se afastou por um longo período dos palcos e dos trios.</w:t>
+        <w:t>O fígado do Netinho já estava frágil. Ele tinha adenomas, um tipo de tumor benigno, e o órgão não aguentou a agressão da biópsia. Veio um sangramento. Ainda em abril, ele precisou ser operado em Salvador.</w:t>
       </w:r>
     </w:p>
     <w:p>
@@ -23,7 +23,7 @@
         <w:rPr>
           <w:color w:val="000000"/>
         </w:rPr>
-        <w:t>Mas ninguém que nasceu para cima de um trio elétrico consegue ficar muito tempo longe dele. Netinho voltou aos palcos e aos Carnavais.</w:t>
+        <w:t>A cirurgia trouxe complicações. Segundo o portal G1, ele passou a ter dificuldade para respirar e problemas nos rins. Dentro do hospital, contraiu uma infecção generalizada.</w:t>
       </w:r>
     </w:p>
     <w:p>
@@ -31,7 +31,15 @@
         <w:rPr>
           <w:color w:val="000000"/>
         </w:rPr>
-        <w:t>Só que, nessa volta, havia uma pressão que o público não via.</w:t>
+        <w:t>Na época, os médicos disseram ao G1 que sangramento depois de biópsia de fígado é algo comum, e que o fígado costuma se recuperar sozinho.</w:t>
+      </w:r>
+    </w:p>
+    <w:p>
+      <w:r>
+        <w:rPr>
+          <w:color w:val="C00000"/>
+        </w:rPr>
+        <w:t>Com o Netinho, nada foi comum. O cantor que tinha chegado ao Hospital Aliança por causa de uma dor na perna agora estava lutando pela vida.</w:t>
       </w:r>
     </w:p>
     <w:p>
@@ -39,7 +47,15 @@
         <w:rPr>
           <w:color w:val="000000"/>
         </w:rPr>
-        <w:t>Imagina você passar dos quarenta anos e ter que subir num trio debaixo do sol de Salvador, cantando por horas, ao lado de artistas cada vez mais jovens. A plateia quer ver o mesmo homem dos anos noventa. O mesmo corpo. O mesmo sorriso.</w:t>
+        <w:t>A família decidiu tirar o Netinho de Salvador. Na segunda semana de maio de dois mil e treze, numa UTI aérea, ele foi levado para o Hospital Sírio-Libanês, em São Paulo. Lá, passou a ser acompanhado por médicos conhecidos do país inteiro, como Roberto Kalil Filho, Raul Cutait e David Uip.</w:t>
+      </w:r>
+    </w:p>
+    <w:p>
+      <w:r>
+        <w:rPr>
+          <w:color w:val="C00000"/>
+        </w:rPr>
+        <w:t>Imagina você ser a filha dele. Uma adolescente vendo o pai, aquele homem que o Brasil inteiro conhecia pelo sorriso, sair de Salvador deitado numa maca, dentro de um avião, sem saber se ia voltar a ouvir a voz dele.</w:t>
       </w:r>
     </w:p>
     <w:p>
@@ -47,7 +63,7 @@
         <w:rPr>
           <w:color w:val="000000"/>
         </w:rPr>
-        <w:t>E foi justamente nesses anos de volta que aconteceu uma coisa que só muito tempo depois o próprio Netinho teria coragem de contar ao Brasil inteiro.</w:t>
+        <w:t>Em São Paulo, no começo, veio um respiro.</w:t>
       </w:r>
     </w:p>
     <w:p>
@@ -55,7 +71,7 @@
         <w:rPr>
           <w:color w:val="000000"/>
         </w:rPr>
-        <w:t>Dois verões. O de dois mil e nove e o de dois mil e dez. Foi nesse período que Netinho usou anabolizantes.</w:t>
+        <w:t>Sábado, dezoito de maio. Ele começou a se alimentar por sonda. Podia beber água à vontade e tinha ganhado gelatina no cardápio.</w:t>
       </w:r>
     </w:p>
     <w:p>
@@ -63,7 +79,7 @@
         <w:rPr>
           <w:color w:val="000000"/>
         </w:rPr>
-        <w:t>Quem conta não é nenhum desafeto. Não é nenhuma reportagem escondida. É ele mesmo, com as próprias palavras, numa entrevista ao jornal Correio Braziliense, publicada em fevereiro de dois mil e catorze.</w:t>
+        <w:t>Quarta-feira, vinte e dois de maio. A assessoria contou que ele passava a maior parte do tempo sentado. E que tinha dado os primeiros passos.</w:t>
       </w:r>
     </w:p>
     <w:p>
@@ -71,7 +87,7 @@
         <w:rPr>
           <w:color w:val="000000"/>
         </w:rPr>
-        <w:t>Segundo o relato dele, tudo foi feito com receita. Ele contou que os anabolizantes foram prescritos por um médico de São Paulo, um endocrinologista que ele considerava um dos melhores da cidade. E que, segundo o jornal, era o próprio médico quem prescrevia e vendia o produto. Netinho disse que conhecia os riscos. Mas que confiou no especialista.</w:t>
+        <w:t>Sexta-feira, vinte e quatro de maio. Ele deixou a UTI e foi para a semi-intensiva.</w:t>
       </w:r>
     </w:p>
     <w:p>
@@ -79,7 +95,15 @@
         <w:rPr>
           <w:color w:val="000000"/>
         </w:rPr>
-        <w:t>Ele não tentou esconder. Contou a verdade, com a coragem de quem já tinha passado pelo pior.</w:t>
+        <w:t>Os primeiros passos. Para quem tinha travado no meio de um ensaio semanas antes, era uma vitória enorme.</w:t>
+      </w:r>
+    </w:p>
+    <w:p>
+      <w:r>
+        <w:rPr>
+          <w:color w:val="C00000"/>
+        </w:rPr>
+        <w:t>Mas o pior ainda não tinha chegado.</w:t>
       </w:r>
     </w:p>
     <w:p>
@@ -87,7 +111,7 @@
         <w:rPr>
           <w:color w:val="000000"/>
         </w:rPr>
-        <w:t>E é aqui que a história fica arrepiante. Porque, quando ele fez essa confissão, já não era o mesmo homem que pulava em cima do trio. Era um homem que tinha acabado de reaprender a falar.</w:t>
+        <w:t>Sábado, vinte e cinco de maio de dois mil e treze. Netinho começou a sentir uma dor de cabeça forte. Os exames mostraram um sangramento no cerebelo, a parte do cérebro que controla o equilíbrio e a coordenação dos movimentos.</w:t>
       </w:r>
     </w:p>
     <w:p>
@@ -95,7 +119,7 @@
         <w:rPr>
           <w:color w:val="000000"/>
         </w:rPr>
-        <w:t>Para entender como ele chegou até ali, é preciso voltar àquele dia que eu pedi para você guardar.</w:t>
+        <w:t>Poucas horas depois de voltar para a UTI, à tarde, ele entrou numa sala de cirurgia. Os neurocirurgiões precisavam tirar os coágulos do cerebelo.</w:t>
       </w:r>
     </w:p>
     <w:p>
@@ -103,7 +127,7 @@
         <w:rPr>
           <w:color w:val="000000"/>
         </w:rPr>
-        <w:t>Abril de dois mil e treze. Salvador. Netinho estava num ensaio com a banda. Uma rotina que ele tinha repetido milhares de vezes na vida.</w:t>
+        <w:t>Naquela noite, o Sírio-Libanês divulgou um boletim. É o boletim que eu prometi lá no começo. A frase principal dizia assim.</w:t>
       </w:r>
     </w:p>
     <w:p>
@@ -111,7 +135,7 @@
         <w:rPr>
           <w:color w:val="000000"/>
         </w:rPr>
-        <w:t>De repente, uma dor forte na coxa esquerda.</w:t>
+        <w:t>"Durante o dia o senhor Ernesto de Souza Andrade Junior, Netinho, apresentou aumento do hematoma no cerebelo."</w:t>
       </w:r>
     </w:p>
     <w:p>
@@ -119,7 +143,15 @@
         <w:rPr>
           <w:color w:val="000000"/>
         </w:rPr>
-        <w:t>Não era uma dor qualquer. Era uma dor que travou a perna dele. Netinho não conseguia mais andar.</w:t>
+        <w:t>Ernesto de Souza Andrade Junior. O nome de batismo, escrito por extenso, num papel de hospital. O mesmo boletim informava que ele respirava com a ajuda de aparelhos.</w:t>
+      </w:r>
+    </w:p>
+    <w:p>
+      <w:r>
+        <w:rPr>
+          <w:color w:val="C00000"/>
+        </w:rPr>
+        <w:t>Guarde esse boletim. Treze anos depois, outro comunicado sobre ele, muito mais curto, ia fazer o Brasil inteiro parar.</w:t>
       </w:r>
     </w:p>
     <w:p>
@@ -127,7 +159,7 @@
         <w:rPr>
           <w:color w:val="000000"/>
         </w:rPr>
-        <w:t>O homem que tinha passado vinte e sete anos pulando em cima de trio elétrico, de repente, não conseguia dar um passo.</w:t>
+        <w:t>Domingo, vinte e seis. Os médicos disseram que ele tinha melhorado.</w:t>
       </w:r>
     </w:p>
     <w:p>
@@ -135,7 +167,7 @@
         <w:rPr>
           <w:color w:val="000000"/>
         </w:rPr>
-        <w:t>Guarde essa imagem. Porque, treze anos depois, numa terça-feira de agosto de dois mil e vinte e seis, ele ia passar por outro susto, dessa vez dentro de um banheiro. E ele mesmo ia contar tudo aos fãs, fazendo piada. Nós vamos chegar lá.</w:t>
+        <w:t>Terça-feira, vinte e oito. A filha dele, Bruna, chegou da Bahia para visitar o pai.</w:t>
       </w:r>
     </w:p>
     <w:p>
@@ -143,7 +175,7 @@
         <w:rPr>
           <w:color w:val="000000"/>
         </w:rPr>
-        <w:t>Vinte e seis de abril. Ele deu entrada no Hospital Aliança, em Salvador.</w:t>
+        <w:t>Quarta-feira, vinte e nove de maio. À tarde, uma visita entrou no quarto do Netinho. Era Ivete Sangalo. Pela assessoria dele, ela mandou um recado. Disse que os fãs dos dois estavam rezando pela saúde do amigo.</w:t>
       </w:r>
     </w:p>
     <w:p>
@@ -151,7 +183,7 @@
         <w:rPr>
           <w:color w:val="000000"/>
         </w:rPr>
-        <w:t>Guarde esse nome. Hospital Aliança. Porque treze anos depois, em dois mil e vinte e seis, seria num hospital com quase o mesmo nome, o Aliança Star, também em Salvador, que ele ia entrar pela última vez.</w:t>
+        <w:t>Naquela mesma noite, horas depois da visita, o Netinho voltou para a UTI. Tinha sofrido uma hemorragia no cérebro. Foi sedado e passou a respirar com a ajuda de aparelhos.</w:t>
       </w:r>
     </w:p>
     <w:p>
@@ -159,7 +191,7 @@
         <w:rPr>
           <w:color w:val="000000"/>
         </w:rPr>
-        <w:t>Naquele abril de dois mil e treze, começou uma longa série de exames. Os médicos precisavam descobrir de onde vinha aquela dor. Fizeram biópsias. Uma na coxa. E outra no fígado.</w:t>
+        <w:t>A notícia seguinte veio em poucas palavras. A hemorragia foi estancada.</w:t>
       </w:r>
     </w:p>
     <w:p>
@@ -167,7 +199,7 @@
         <w:rPr>
           <w:color w:val="000000"/>
         </w:rPr>
-        <w:t>E foi aí que tudo começou a dar errado.</w:t>
+        <w:t>Quinta-feira, trinta de maio. Ele acordou. E conversou.</w:t>
       </w:r>
     </w:p>
     <w:p>
@@ -175,7 +207,15 @@
         <w:rPr>
           <w:color w:val="000000"/>
         </w:rPr>
-        <w:t>O fígado do Netinho já estava fragilizado. Ele tinha adenomas no fígado, um tipo de tumor benigno. E aquele órgão, que já estava fraco, não reagiu bem. Vieram complicações graves. Ele precisou ser operado. E, dentro do hospital, contraiu uma infecção generalizada.</w:t>
+        <w:t>Segundo o G1, era o segundo AVC em menos de uma semana.</w:t>
+      </w:r>
+    </w:p>
+    <w:p>
+      <w:r>
+        <w:rPr>
+          <w:color w:val="C00000"/>
+        </w:rPr>
+        <w:t>E é aqui que a história fica arrepiante. Lembra da visita da Ivete naquela tarde de quarta-feira? Treze anos depois, quando o Netinho já não estivesse mais aqui, ela ia escrever uma frase sobre ele que ganha outro peso quando você lembra daquela tarde.</w:t>
       </w:r>
     </w:p>
     <w:p>
@@ -183,7 +223,7 @@
         <w:rPr>
           <w:color w:val="000000"/>
         </w:rPr>
-        <w:t>O cantor que tinha chegado ao hospital por causa de uma dor na perna agora estava lutando pela vida.</w:t>
+        <w:t>Os meses seguintes foram uma guerra dentro do corpo dele. Ele mesmo, mais tarde, contou que perdeu a fala. Contou que passou a enxergar tudo dobrado. Teve trombose na perna e no braço. Teve hidrocefalia, que é o acúmulo de líquido dentro do cérebro.</w:t>
       </w:r>
     </w:p>
     <w:p>
@@ -191,7 +231,15 @@
         <w:rPr>
           <w:color w:val="000000"/>
         </w:rPr>
-        <w:t>A família e os amigos tomaram uma decisão. Dez de maio de dois mil e treze. Numa UTI aérea, o Netinho foi levado de Salvador para São Paulo, para o Hospital Sírio-Libanês.</w:t>
+        <w:t>Segundo o Correio Braziliense, dois hospitais chegaram a dar o Netinho como desenganado. Segundo o portal Uai, ele chegou a ficar em coma induzido.</w:t>
+      </w:r>
+    </w:p>
+    <w:p>
+      <w:r>
+        <w:rPr>
+          <w:color w:val="C00000"/>
+        </w:rPr>
+        <w:t>Pensa no homem que fez o Brasil inteiro cantar um dos refrões mais famosos da música brasileira, deitado numa cama de UTI, sem conseguir dizer uma única palavra.</w:t>
       </w:r>
     </w:p>
     <w:p>
@@ -199,7 +247,7 @@
         <w:rPr>
           <w:color w:val="000000"/>
         </w:rPr>
-        <w:t>Imagina você ser filha dele. Uma adolescente, vendo o pai, aquele homem que o Brasil inteiro conhecia pelo sorriso, sendo transferido de uma cidade para outra, entre a vida e a morte. Sem saber se ia voltar a ouvir a voz dele.</w:t>
+        <w:t>Vinte de julho de dois mil e treze. Netinho deixou a terapia intensiva.</w:t>
       </w:r>
     </w:p>
     <w:p>
@@ -207,7 +255,7 @@
         <w:rPr>
           <w:color w:val="000000"/>
         </w:rPr>
-        <w:t>Porque o pior ainda estava por vir.</w:t>
+        <w:t>Oito de outubro. Ele finalmente voltou para casa, em Salvador. Quase seis meses depois daquele ensaio.</w:t>
       </w:r>
     </w:p>
     <w:p>
@@ -215,7 +263,7 @@
         <w:rPr>
           <w:color w:val="000000"/>
         </w:rPr>
-        <w:t>Vinte e cinco de maio de dois mil e treze. Quinze dias depois de chegar a São Paulo, Netinho sentiu uma dor de cabeça repentina. Os exames mostraram um sangramento no cerebelo, a parte do cérebro que controla o equilíbrio e a coordenação dos movimentos. Ele voltou para a UTI.</w:t>
+        <w:t>Doze anos depois, o próprio Netinho contou ao jornal Correio que passou seis meses internado só naquele ano. Segundo o jornal, ele perdeu mais de trinta quilos.</w:t>
       </w:r>
     </w:p>
     <w:p>
@@ -223,7 +271,7 @@
         <w:rPr>
           <w:color w:val="000000"/>
         </w:rPr>
-        <w:t>E, somando tudo o que ele enfrentou naqueles meses, a lista é de assustar.</w:t>
+        <w:t>Trinta quilos. O corpo musculoso que pulava em cima do trio tinha desaparecido dentro de uma cama de hospital.</w:t>
       </w:r>
     </w:p>
     <w:p>
@@ -231,7 +279,7 @@
         <w:rPr>
           <w:color w:val="000000"/>
         </w:rPr>
-        <w:t>Três AVCs.</w:t>
+        <w:t>Meses depois, ele mesmo listou tudo o que tinha enfrentado numa única frase. "Tive três AVCs, hidrocefalia, complicações no fígado, bursite no braço e perna esquerdos, infecção generalizada, etc."</w:t>
       </w:r>
     </w:p>
     <w:p>
@@ -239,7 +287,15 @@
         <w:rPr>
           <w:color w:val="000000"/>
         </w:rPr>
-        <w:t>Uma hemorragia cerebral.</w:t>
+        <w:t>Etc. Depois de tudo isso, ele ainda achou que faltava coisa na lista.</w:t>
+      </w:r>
+    </w:p>
+    <w:p>
+      <w:r>
+        <w:rPr>
+          <w:color w:val="C00000"/>
+        </w:rPr>
+        <w:t>Repara numa coisa. Em nenhum momento dessa lista aparece a palavra que todo mundo queria ouvir. A causa.</w:t>
       </w:r>
     </w:p>
     <w:p>
@@ -247,7 +303,7 @@
         <w:rPr>
           <w:color w:val="000000"/>
         </w:rPr>
-        <w:t>Hidrocefalia, que é o acúmulo de líquido dentro do cérebro.</w:t>
+        <w:t>Até o começo dessa história tem versões diferentes. Na televisão, ele falou do banco e da música. Ao Correio Braziliense, contou que estava num ensaio. Na época da internação, o portal G1 registrou que a dor veio depois de um treino de musculação, e que os médicos diziam que o Netinho fazia atividade física pesada.</w:t>
       </w:r>
     </w:p>
     <w:p>
@@ -255,7 +311,31 @@
         <w:rPr>
           <w:color w:val="000000"/>
         </w:rPr>
-        <w:t>Trombose na perna e no braço.</w:t>
+        <w:t>Durante todo esse tempo, o Brasil fez a mesma pergunta. O que tinha levado um homem forte, que antes de tudo isso não sabia nem o que era dor de cabeça, a chegar àquele ponto?</w:t>
+      </w:r>
+    </w:p>
+    <w:p>
+      <w:r>
+        <w:rPr>
+          <w:color w:val="C00000"/>
+        </w:rPr>
+        <w:t>A resposta já estava nos jornais desde maio. E quase ninguém ligou os pontos.</w:t>
+      </w:r>
+    </w:p>
+    <w:p>
+      <w:r>
+        <w:rPr>
+          <w:color w:val="1F4EB4"/>
+        </w:rPr>
+        <w:t>Treze de maio de dois mil e treze. O Netinho estava na UTI do Sírio-Libanês, sem condições de falar com ninguém. Nesse dia, o Jornal do Brasil publicou a declaração de Jorge Bastos, o cirurgião que tinha tentado controlar o sangramento no Hospital Aliança. Segundo o cirurgião, o Netinho tinha usado "um coquetel tóxico com substâncias com hormônios". E o sangramento no fígado tinha sido causado, nas palavras dele, "pelo uso excessivo desses anabolizantes". Segundo o jornal, os hormônios tinham sido receitados para firmar os músculos e retardar o envelhecimento.</w:t>
+      </w:r>
+    </w:p>
+    <w:p>
+      <w:r>
+        <w:rPr>
+          <w:color w:val="1F4EB4"/>
+        </w:rPr>
+        <w:t>Esse era o segredo. Lembra dos dois verões que eu pedi para você guardar? Segundo o relato que ele deu ao Correio Braziliense, foi nos verões de dois mil e nove e dois mil e dez que o Netinho usou anabolizantes, receitados por um endocrinologista de São Paulo. O Brasil ficou sabendo pela boca de um cirurgião, enquanto ele estava numa UTI, sem voz para se explicar.</w:t>
       </w:r>
     </w:p>
     <w:p>
@@ -263,7 +343,7 @@
         <w:rPr>
           <w:color w:val="000000"/>
         </w:rPr>
-        <w:t>Visão dupla.</w:t>
+        <w:t>Nove meses depois, ele finalmente falou.</w:t>
       </w:r>
     </w:p>
     <w:p>
@@ -271,7 +351,7 @@
         <w:rPr>
           <w:color w:val="000000"/>
         </w:rPr>
-        <w:t>E a perda da fala.</w:t>
+        <w:t>Sexta-feira, trinta e um de janeiro de dois mil e catorze. Numa publicação nas redes sociais, o Netinho contou que teve uma experiência com anabolizantes. E escreveu uma frase curta. "Sinto que devo compartilhar esta história."</w:t>
       </w:r>
     </w:p>
     <w:p>
@@ -279,7 +359,7 @@
         <w:rPr>
           <w:color w:val="000000"/>
         </w:rPr>
-        <w:t>Pensa nisso por um instante. O homem que fez o Brasil inteiro cantar Milla, um dos refrões mais famosos da música brasileira, deitado numa cama de UTI, sem conseguir falar uma palavra.</w:t>
+        <w:t>Domingo, dois de fevereiro. Ele apareceu pela primeira vez na televisão depois da doença, no Domingão do Faustão. Chegou mais magro, bem diferente do cantor musculoso que o Brasil conhecia. Tinha ido lançar disco novo, puxado por uma música chamada Decolaê. Ouviu depoimentos de familiares e amigos e não segurou o choro. Segundo o site Bahia Notícias, duas amigas tinham visitado o cantor no hospital naquele período. Ivete Sangalo e Claudia Leitte.</w:t>
       </w:r>
     </w:p>
     <w:p>
@@ -287,7 +367,7 @@
         <w:rPr>
           <w:color w:val="000000"/>
         </w:rPr>
-        <w:t>Guarde essa imagem também. Um homem sem voz numa cama de hospital. Porque o que ele fez quando a voz voltou é uma das coisas mais bonitas dessa história. E nós vamos chegar lá.</w:t>
+        <w:t>Diante do país inteiro, contou como tudo começou. "Fui honesto e procurei saber o melhor endocrinologista. Tinha muita gente sarada, bonita." Contou o que aconteceu dentro do consultório. "Entrei e disse a ele o que queria, e ele me passou um exame e disse que tinha uma receita com dois anabolizantes." "Eu não era ingênuo. Até por saber os efeitos colaterais, mas estava no médico."</w:t>
       </w:r>
     </w:p>
     <w:p>
@@ -295,7 +375,7 @@
         <w:rPr>
           <w:color w:val="000000"/>
         </w:rPr>
-        <w:t>Segundo o relato publicado na época, dois hospitais chegaram a dar o Netinho como desenganado. Ele chegou a ficar em coma induzido. E passou mais de cinco meses internado, a maior parte desse tempo no CTI.</w:t>
+        <w:t>E explicou que nunca quis virar um gigante. "A pessoa ficava muito gigante e esse não era o meu objetivo." Disse que usou a receita e parou.</w:t>
       </w:r>
     </w:p>
     <w:p>
@@ -303,7 +383,15 @@
         <w:rPr>
           <w:color w:val="000000"/>
         </w:rPr>
-        <w:t>Cinco meses. Longe do palco, longe de casa, longe dos fãs.</w:t>
+        <w:t>Ali mesmo, fez um alerta. Disse que milhões de jovens usavam anabolizantes sem controle e que, mais adiante, iam formar uma geração doente.</w:t>
+      </w:r>
+    </w:p>
+    <w:p>
+      <w:r>
+        <w:rPr>
+          <w:color w:val="1F4EB4"/>
+        </w:rPr>
+        <w:t>Três dias depois, numa publicação nas redes sociais, ele foi até o fim. "Errei ao tomar anabolizantes no passado, mesmo sendo receitados por um médico e confiando nele." E completou. "A culpa é toda minha pois, apesar da indicação desse médico, eu quis tomar e assumi e assumo todas as consequências."</w:t>
       </w:r>
     </w:p>
     <w:p>
@@ -311,7 +399,7 @@
         <w:rPr>
           <w:color w:val="000000"/>
         </w:rPr>
-        <w:t>E, durante todo esse tempo, uma pergunta que nem os médicos conseguiam responder. O que, afinal, tinha acontecido com ele?</w:t>
+        <w:t>Poucos artistas no Brasil tiveram essa coragem. Admitir o erro em público, sem empurrar a culpa para ninguém, com o corpo ainda cheio de cicatrizes.</w:t>
       </w:r>
     </w:p>
     <w:p>
@@ -319,7 +407,15 @@
         <w:rPr>
           <w:color w:val="000000"/>
         </w:rPr>
-        <w:t>O próprio Netinho, meses depois, resumiu essa dúvida numa frase que até hoje assusta quem lê. "Até hoje não se sabe o que tive."</w:t>
+        <w:t>Ao Correio Braziliense, ele ainda deixou uma dúvida no ar. "Até hoje não se sabe o que tive." Os resíduos dos anabolizantes podiam ter provocado ou acelerado a doença. Ninguém nunca deu uma resposta definitiva.</w:t>
+      </w:r>
+    </w:p>
+    <w:p>
+      <w:r>
+        <w:rPr>
+          <w:color w:val="1F4EB4"/>
+        </w:rPr>
+        <w:t>Mas há mais. Doze anos depois daquele ensaio, uma dor nas costas ia levar o Netinho de volta para uma UTI em Salvador. Ele mesmo achou que era o passado cobrando a conta, mais uma sequela de dois mil e treze. O que os exames encontraram dessa vez é ainda mais cruel do que tudo o que você ouviu até agora.</w:t>
       </w:r>
     </w:p>
     <w:p>
@@ -327,7 +423,7 @@
         <w:rPr>
           <w:color w:val="000000"/>
         </w:rPr>
-        <w:t>Ele admitiu que os resíduos dos anabolizantes podiam ter provocado ou acelerado a doença. Podiam. Nunca houve uma resposta definitiva.</w:t>
+        <w:t>Antes de chegar lá, a vida ainda ia dar a ele uma segunda chance.</w:t>
       </w:r>
     </w:p>
     <w:p>
@@ -335,7 +431,7 @@
         <w:rPr>
           <w:color w:val="000000"/>
         </w:rPr>
-        <w:t>Mas, numa publicação nas redes sociais, naquele mesmo fevereiro de dois mil e catorze, ele não fugiu da responsabilidade. Escreveu com todas as letras. "Errei ao tomar anabolizantes no passado, mesmo sendo receitados por um médico e confiando nele." E completou. "A culpa é toda minha."</w:t>
+        <w:t>Sábado, oito de fevereiro de dois mil e catorze. Ele publicou nas redes sociais a foto que eu prometi lá no começo.</w:t>
       </w:r>
     </w:p>
     <w:p>
@@ -343,7 +439,7 @@
         <w:rPr>
           <w:color w:val="000000"/>
         </w:rPr>
-        <w:t>Poucos artistas no Brasil tiveram essa coragem. Admitir o erro em público, sem procurar culpados.</w:t>
+        <w:t>Era ele mesmo. Deitado numa cama do Sírio-Libanês. Entubado.</w:t>
       </w:r>
     </w:p>
     <w:p>
@@ -351,7 +447,7 @@
         <w:rPr>
           <w:color w:val="000000"/>
         </w:rPr>
-        <w:t>E existe uma coisa que ninguém pode tirar dessa história. Netinho sobreviveu.</w:t>
+        <w:t>Uma das médicas, a doutora Filomena, tinha entregado aquela imagem para ele. O Netinho poderia ter guardado a foto numa gaveta para sempre. Mostrou para o Brasil inteiro. E escreveu embaixo.</w:t>
       </w:r>
     </w:p>
     <w:p>
@@ -359,7 +455,7 @@
         <w:rPr>
           <w:color w:val="000000"/>
         </w:rPr>
-        <w:t>Aos poucos, ele saiu da UTI. Aos poucos, a fala voltou. Ele teve que reaprender coisas que qualquer pessoa faz sem pensar.</w:t>
+        <w:t>"Esta foto que publico é a foto da vitória que dedico a todos os meus médicos."</w:t>
       </w:r>
     </w:p>
     <w:p>
@@ -367,7 +463,7 @@
         <w:rPr>
           <w:color w:val="000000"/>
         </w:rPr>
-        <w:t>E foi assim, ainda se recuperando, que ele deu aquela entrevista em fevereiro de dois mil e catorze. A entrevista em que confessou os anabolizantes. E em que disse as seis palavras que eu pedi para você guardar.</w:t>
+        <w:t>Dias antes, ele tinha escrito que sentia ser um dever contar a própria experiência. Para ele, aquela era uma história de fé e de recuperação.</w:t>
       </w:r>
     </w:p>
     <w:p>
@@ -375,7 +471,31 @@
         <w:rPr>
           <w:color w:val="000000"/>
         </w:rPr>
-        <w:t>Só que a frase não terminava ali. A frase completa era essa.</w:t>
+        <w:t>A foto da vitória.</w:t>
+      </w:r>
+    </w:p>
+    <w:p>
+      <w:r>
+        <w:rPr>
+          <w:color w:val="000000"/>
+        </w:rPr>
+        <w:t>Ele contou que tinha visto muitas outras fotos daquele período, e que todas iam entrar num livro que ele pretendia escrever. O título já estava escolhido. "Nada Como Viver!"</w:t>
+      </w:r>
+    </w:p>
+    <w:p>
+      <w:r>
+        <w:rPr>
+          <w:color w:val="C00000"/>
+        </w:rPr>
+        <w:t>Imagina olhar para uma foto sua entubado, numa UTI, e escolher chamar aquilo de vitória.</w:t>
+      </w:r>
+    </w:p>
+    <w:p>
+      <w:r>
+        <w:rPr>
+          <w:color w:val="000000"/>
+        </w:rPr>
+        <w:t>No mesmo dia da foto, o Correio Braziliense publicou a entrevista em que ele falou de tudo. Ali estava a frase que ficou marcada.</w:t>
       </w:r>
     </w:p>
     <w:p>
@@ -391,7 +511,7 @@
         <w:rPr>
           <w:color w:val="000000"/>
         </w:rPr>
-        <w:t>E, na mesma entrevista, ele disse outra coisa. Uma coisa que mostra o tamanho do coração desse homem. Ele lembrou de quem não tinha a mesma sorte que ele.</w:t>
+        <w:t>Na mesma entrevista, ele lembrou de quem não tinha a mesma sorte. "Sei que quem não tem esta sorte, nem um bom plano de saúde ou dinheiro, simplesmente morre neste país que não oferece uma digna saúde pública."</w:t>
       </w:r>
     </w:p>
     <w:p>
@@ -399,15 +519,7 @@
         <w:rPr>
           <w:color w:val="000000"/>
         </w:rPr>
-        <w:t>"Sei que quem não tem esta sorte, nem um bom plano de saúde ou dinheiro, simplesmente morre neste país que não oferece uma digna saúde pública."</w:t>
-      </w:r>
-    </w:p>
-    <w:p>
-      <w:r>
-        <w:rPr>
-          <w:color w:val="000000"/>
-        </w:rPr>
-        <w:t>Repara nisso. Um homem que tinha acabado de voltar da beira da morte, que ainda estava se recuperando, e uma das coisas que ele fez questão de lembrar foi de quem não tinha um hospital como o dele.</w:t>
+        <w:t>Um homem que ainda reaprendia a andar e a falar, e uma das coisas que ele fez questão de dizer foi sobre quem não tinha um hospital como o dele.</w:t>
       </w:r>
     </w:p>
     <w:p>
@@ -421,41 +533,9 @@
     <w:p>
       <w:r>
         <w:rPr>
-          <w:color w:val="000000"/>
-        </w:rPr>
-        <w:t>E é aqui que a história fica ainda mais arrepiante. Porque aquela crise de dois mil e treze deixou marcas no corpo dele. No equilíbrio, na coordenação dos movimentos, na parte do cérebro que tinha sangrado. E essas marcas iam voltar a assustar.</w:t>
-      </w:r>
-    </w:p>
-    <w:p>
-      <w:r>
-        <w:rPr>
-          <w:color w:val="000000"/>
-        </w:rPr>
-        <w:t>Fevereiro de dois mil e vinte e cinco. Doze anos depois daquele ensaio, Netinho voltaria a ser internado numa UTI, com dores fortes nas costas e dificuldade para andar. Teve que cancelar a participação no Carnaval. E ele mesmo achou que aquilo era mais uma consequência do que tinha vivido em dois mil e treze.</w:t>
-      </w:r>
-    </w:p>
-    <w:p>
-      <w:r>
-        <w:rPr>
-          <w:color w:val="000000"/>
-        </w:rPr>
-        <w:t>Ele estava enganado. E a verdadeira causa só ia aparecer semanas depois.</w:t>
-      </w:r>
-    </w:p>
-    <w:p>
-      <w:r>
-        <w:rPr>
-          <w:color w:val="000000"/>
-        </w:rPr>
-        <w:t>Mas, antes disso, ainda ia acontecer muita coisa. Porque a luta que começou em abril de dois mil e treze não terminou com a alta do hospital.</w:t>
-      </w:r>
-    </w:p>
-    <w:p>
-      <w:r>
-        <w:rPr>
           <w:color w:val="C00000"/>
         </w:rPr>
-        <w:t>Dois mil e quinze. Netinho tinha voltado aos palcos fazia menos de quatro meses. Os fãs achavam que o pior tinha ficado para trás. Até que, no fim de novembro, ele publicou uma mensagem nas redes sociais que deixou todo mundo preocupado. Uma mensagem com uma frase que dizia tudo. "A tontura que sinto aumentou novamente."</w:t>
+        <w:t>Só que a foto da vitória escondia um detalhe que pouca gente conhecia naquele fevereiro. E ele só ia pesar de verdade um ano e meio depois, dentro de um teatro lotado em Salvador.</w:t>
       </w:r>
     </w:p>
     <w:sectPr>
